--- a/Semantic decoding paper_Draft.docx
+++ b/Semantic decoding paper_Draft.docx
@@ -8013,13 +8013,51 @@
         <w:t xml:space="preserve">We decoded semantic information from intracranial high-gamma activity using a patient-wise regression framework that mapped neural population responses onto continuous word-embedding spaces. Analyses were performed separately for each patient and task, with the cohort automatically defined by the presence of task-specific data files in the repository. Trial-wise preprocessing removed </w:t>
       </w:r>
       <w:r>
-        <w:lastRenderedPageBreak/>
-        <w:t>poor-quality trials and channels, and neural activity was binned at 100 ms resolution. At each decoding time point, the model used a temporally lagged neural feature vector comprising the current bin and the preceding nine bins, thereby capturing 1 s of recent neural history. For auditory naming, the pipeline further supported behavioral-event alignment and linear warping of the auditory stimulus period to normalize across variable stimulus durations.</w:t>
-      </w:r>
-    </w:p>
-    <w:p>
-      <w:r>
-        <w:t>Semantic targets were defined using lemmatized lexical labels and included both text-based and visual embedding models. The default decoder used kernel partial least squares, implemented as a Nyström approximation of an RBF kernel followed by partial least squares regression with 10 latent components, trained over 50 repeated random train-test splits. Model performance was assessed on held-out trials using both continuous and retrieval-based metrics. In addition to explained variance, we quantified the directional agreement between predicted and true embeddings using mean-centered cosine similarity, a measure designed to remove inflation arising from the shared centroid of the embedding space.</w:t>
+        <w:t xml:space="preserve">poor-quality trials and channels, and neural activity was binned at 100 ms resolution. At each decoding time point, </w:t>
+      </w:r>
+      <w:del w:id="1891" w:author="Claude (Opus 5, automated)" w:date="2026-08-11T19:08:58Z">
+        <w:r>
+          <w:delText xml:space="preserve">the model used a temporally lagged neural feature vector comprising the current bin and the preceding nine bins, thereby capturing 1 s of recent neural history</w:delText>
+        </w:r>
+      </w:del>
+      <w:ins w:id="1892" w:author="Claude (Opus 5, automated)" w:date="2026-08-11T19:08:58Z">
+        <w:r>
+          <w:t xml:space="preserve">the model used a temporally lagged neural feature vector comprising the current bin and preceding bins, capturing 500 ms of recent neural history (five bins) for picture naming and 1 s (ten bins) for auditory naming</w:t>
+        </w:r>
+      </w:ins>
+      <w:r>
+        <w:t xml:space="preserve">. For auditory naming, the pipeline further supported behavioral-event alignment and linear warping of the auditory stimulus period to normalize across variable stimulus durations.</w:t>
+      </w:r>
+    </w:p>
+    <w:p>
+      <w:r>
+        <w:t xml:space="preserve">Semantic targets were defined using lemmatized lexical labels and included both text-based and visual embedding models. The default decoder used kernel partial least squares, implemented as a Nyström approximation of an RBF kernel followed by partial least squares regression with 10 latent components, </w:t>
+      </w:r>
+      <w:del w:id="1895" w:author="Claude (Opus 5, automated)" w:date="2026-08-11T19:08:58Z">
+        <w:r>
+          <w:delText xml:space="preserve">trained over 50 repeated random train-test splits</w:delText>
+        </w:r>
+      </w:del>
+      <w:ins w:id="1896" w:author="Claude (Opus 5, automated)" w:date="2026-08-11T19:08:58Z">
+        <w:r>
+          <w:t xml:space="preserve">trained over 100 repeated random train-test splits</w:t>
+        </w:r>
+      </w:ins>
+      <w:r>
+        <w:t xml:space="preserve">. Model performance was assessed on held-out trials using both continuous and retrieval-based metrics. In addition to explained variance, we quantified the directional agreement between predicted and true embeddings </w:t>
+      </w:r>
+      <w:del w:id="1897" w:author="Claude (Opus 5, automated)" w:date="2026-08-11T19:08:58Z">
+        <w:r>
+          <w:delText xml:space="preserve">using mean-centered cosine similarity, a measure designed to remove inflation arising from the shared centroid of the embedding space</w:delText>
+        </w:r>
+      </w:del>
+      <w:ins w:id="1898" w:author="Claude (Opus 5, automated)" w:date="2026-08-11T19:08:58Z">
+        <w:r>
+          <w:t xml:space="preserve">using cosine similarity between predicted and true embeddings; mean-centering by the embedding-space centroid is applied on the retrieval path only (below), not to this goodness-of-fit measure</w:t>
+        </w:r>
+      </w:ins>
+      <w:r>
+        <w:t xml:space="preserve">.</w:t>
       </w:r>
     </w:p>
     <w:p>
@@ -10862,7 +10900,20 @@
         <w:commentReference w:id="339"/>
       </w:r>
       <w:r>
-        <w:t>, using a 500-ms sliding window of data across the trial duration. For each time offset, we computed a p-value using the permutation test described above, and thereafter corrected p-values across all offsets for false discovery rate (FDR) using the Benjamini-Hochberg method</w:t>
+        <w:t xml:space="preserve">, </w:t>
+      </w:r>
+      <w:del w:id="1893" w:author="Claude (Opus 5, automated)" w:date="2026-08-11T19:08:58Z">
+        <w:r>
+          <w:delText xml:space="preserve">using a 500-ms sliding window of data across the trial duration</w:delText>
+        </w:r>
+      </w:del>
+      <w:ins w:id="1894" w:author="Claude (Opus 5, automated)" w:date="2026-08-11T19:08:58Z">
+        <w:r>
+          <w:t xml:space="preserve">using a sliding window of data across the trial duration (500 ms for picture naming, 1 s for auditory naming)</w:t>
+        </w:r>
+      </w:ins>
+      <w:r>
+        <w:t xml:space="preserve">. For each time offset, we computed a p-value using the permutation test described above, and thereafter corrected p-values across all offsets for false discovery rate (FDR) using the Benjamini-Hochberg method</w:t>
       </w:r>
       <w:r>
         <w:fldChar w:fldCharType="begin"/>
@@ -10979,8 +11030,18 @@
         <w:t>with GloVe model</w:t>
       </w:r>
       <w:r>
-        <w:t>. Held-out mean-centered cosine similarity</w:t>
-      </w:r>
+        <w:t xml:space="preserve">. </w:t>
+      </w:r>
+      <w:del w:id="1899" w:author="Claude (Opus 5, automated)" w:date="2026-08-11T19:08:58Z">
+        <w:r>
+          <w:delText xml:space="preserve">Held-out mean-centered cosine similarity</w:delText>
+        </w:r>
+      </w:del>
+      <w:ins w:id="1900" w:author="Claude (Opus 5, automated)" w:date="2026-08-11T19:08:58Z">
+        <w:r>
+          <w:t xml:space="preserve">Held-out cosine similarity</w:t>
+        </w:r>
+      </w:ins>
       <w:r>
         <w:t>,</w:t>
       </w:r>
@@ -11108,7 +11169,20 @@
         <w:t>Cross-validation and permutation null.</w:t>
       </w:r>
       <w:r>
-        <w:t xml:space="preserve"> For each embedding model and each time bin independently, we performed 100 iterations of random train/test splitting (70%/30%). On each iteration, the Nyström kernel approximation and PLS regression were fit on the training set and applied to the held-out test set, yielding predicted embedding vectors for each test trial in the original embedding space. To establish a chance baseline, the training neural features were element-wise permuted (destroying trial-to-feature correspondence while preserving marginal statistics), the full pipeline was re-fit on the shuffled data, and retrieval was evaluated on the same test set. Goodness-of-fit was assessed by the mean cosine similarity between mean-centered predicted and true embeddings.</w:t>
+        <w:t xml:space="preserve"> For each embedding model and each time bin independently, we performed 100 iterations of random train/test splitting (70%/30%). On each iteration, the Nyström kernel approximation and PLS regression were fit on the training set and applied to the held-out test set, yielding predicted embedding vectors for each test trial in the original embedding space. To establish a chance baseline, the training neural features were element-wise permuted (destroying trial-to-feature correspondence while preserving marginal statistics), the full pipeline was re-fit on the shuffled data, and retrieval was evaluated on the same test set. Goodness-of-fit was assessed by </w:t>
+      </w:r>
+      <w:del w:id="1901" w:author="Claude (Opus 5, automated)" w:date="2026-08-11T19:08:58Z">
+        <w:r>
+          <w:delText xml:space="preserve">the mean cosine similarity between mean-centered predicted and true embeddings</w:delText>
+        </w:r>
+      </w:del>
+      <w:ins w:id="1902" w:author="Claude (Opus 5, automated)" w:date="2026-08-11T19:08:58Z">
+        <w:r>
+          <w:t xml:space="preserve">the mean cosine similarity between predicted and true embeddings</w:t>
+        </w:r>
+      </w:ins>
+      <w:r>
+        <w:t xml:space="preserve">.</w:t>
       </w:r>
     </w:p>
     <w:p>

--- a/Semantic decoding paper_Draft.docx
+++ b/Semantic decoding paper_Draft.docx
@@ -1356,8 +1356,18 @@
       <w:r>
         <w:t xml:space="preserve">, Methods). </w:t>
       </w:r>
-      <w:r>
-        <w:t xml:space="preserve">Across the picture-naming cohort (n = 12), semantic category decoding and word-retrieval decoding at top-1, top-3 and top-5 (see Methods) were all reliably above chance and shared a common time course: accuracy rose shortly after picture onset, peaked at ~1.1 s, and returned toward baseline before articulation (voice onset 2.6 </w:t>
+      <w:del w:id="2002" w:author="Claude (Opus 5, automated)" w:date="2026-08-13T00:16:01Z">
+        <w:r>
+          <w:delText xml:space="preserve">Across the picture-naming cohort (n = 12)</w:delText>
+        </w:r>
+      </w:del>
+      <w:ins w:id="2003" w:author="Claude (Opus 5, automated)" w:date="2026-08-13T00:16:01Z">
+        <w:r>
+          <w:t xml:space="preserve">Across the picture-naming cohort (n = 14)</w:t>
+        </w:r>
+      </w:ins>
+      <w:r>
+        <w:t xml:space="preserve">, semantic category decoding and word-retrieval decoding at top-1, top-3 and top-5 (see Methods) were all reliably above chance and shared a common time course: accuracy rose shortly after picture onset, peaked at ~1.1 s, and returned toward baseline before articulation (voice onset 2.6 </w:t>
       </w:r>
       <w:r>
         <w:t xml:space="preserve">± </w:t>
@@ -4935,7 +4945,7 @@
             <w:rFonts w:eastAsiaTheme="minorEastAsia"/>
             <w:lang w:eastAsia="ja-JP"/>
           </w:rPr>
-          <w:t xml:space="preserve">group median percentile rank 0.023; per-participant 0.010–0.063</w:t>
+          <w:t xml:space="preserve">group median percentile rank 0.023; per-participant 0.010–0.035</w:t>
         </w:r>
       </w:ins>
       <w:r>
@@ -4960,7 +4970,7 @@
             <w:rFonts w:eastAsiaTheme="minorEastAsia"/>
             <w:lang w:eastAsia="ja-JP"/>
           </w:rPr>
-          <w:t xml:space="preserve">p = 3.1 × 10⁻⁵, the minimum attainable at n = 15</w:t>
+          <w:t xml:space="preserve">p = 6.1 × 10⁻⁵, the minimum attainable at n = 14</w:t>
         </w:r>
       </w:ins>
       <w:r>
@@ -4985,7 +4995,7 @@
             <w:rFonts w:eastAsiaTheme="minorEastAsia"/>
             <w:lang w:eastAsia="ja-JP"/>
           </w:rPr>
-          <w:t xml:space="preserve">within-participant permutation p ≤ 0.022 in every participant, p &lt; 0.001 in fourteen of fifteen</w:t>
+          <w:t xml:space="preserve">within-participant permutation p &lt; 0.001 in every participant</w:t>
         </w:r>
       </w:ins>
       <w:r>
@@ -5010,7 +5020,7 @@
             <w:rFonts w:eastAsiaTheme="minorEastAsia"/>
             <w:lang w:eastAsia="ja-JP"/>
           </w:rPr>
-          <w:t xml:space="preserve">Its median rank was 52–313 of 5,000</w:t>
+          <w:t xml:space="preserve">Its median rank was 52–174 of 5,000</w:t>
         </w:r>
       </w:ins>
       <w:r>
@@ -5035,7 +5045,7 @@
             <w:rFonts w:eastAsiaTheme="minorEastAsia"/>
             <w:lang w:eastAsia="ja-JP"/>
           </w:rPr>
-          <w:t xml:space="preserve">the single top choice on 0–7.1% of trials</w:t>
+          <w:t xml:space="preserve">the single top choice on 0.6–7.1% of trials</w:t>
         </w:r>
       </w:ins>
       <w:r>
@@ -5060,7 +5070,7 @@
             <w:rFonts w:eastAsiaTheme="minorEastAsia"/>
             <w:lang w:eastAsia="ja-JP"/>
           </w:rPr>
-          <w:t xml:space="preserve">fell within the top 10 on 16.7 ± 1.3% of trials</w:t>
+          <w:t xml:space="preserve">fell within the top 10 on 16.9 ± 1.4% of trials</w:t>
         </w:r>
       </w:ins>
       <w:r>
@@ -5091,7 +5101,7 @@
             <w:rFonts w:eastAsiaTheme="minorEastAsia"/>
             <w:lang w:eastAsia="ja-JP"/>
           </w:rPr>
-          <w:t xml:space="preserve">within the top 100 on 46.6 ± 2.0%</w:t>
+          <w:t xml:space="preserve">within the top 100 on 47.7 ± 1.8%</w:t>
         </w:r>
       </w:ins>
       <w:r>
@@ -5204,7 +5214,7 @@
             <w:rFonts w:eastAsiaTheme="minorEastAsia"/>
             <w:lang w:eastAsia="ja-JP"/>
           </w:rPr>
-          <w:t xml:space="preserve">lowered the group median percentile rank from 0.161 to 0.026</w:t>
+          <w:t xml:space="preserve">lowered the group median percentile rank from 0.156 to 0.023</w:t>
         </w:r>
       </w:ins>
       <w:r>
@@ -5294,7 +5304,7 @@
             <w:rFonts w:eastAsiaTheme="minorEastAsia"/>
             <w:lang w:eastAsia="ja-JP"/>
           </w:rPr>
-          <w:t xml:space="preserve">top-10 accuracy fell only from 0.248 to 0.167</w:t>
+          <w:t xml:space="preserve">top-10 accuracy fell only from 0.252 to 0.169</w:t>
         </w:r>
       </w:ins>
       <w:r>
@@ -5452,7 +5462,7 @@
             <w:rFonts w:eastAsiaTheme="minorEastAsia"/>
             <w:lang w:eastAsia="ja-JP"/>
           </w:rPr>
-          <w:t xml:space="preserve">0.036 for held-out words (95% CI 0.034–0.047)</w:t>
+          <w:t xml:space="preserve">0.036 for held-out words (95% CI 0.033–0.042)</w:t>
         </w:r>
       </w:ins>
       <w:r>
@@ -5477,7 +5487,7 @@
             <w:rFonts w:eastAsiaTheme="minorEastAsia"/>
             <w:lang w:eastAsia="ja-JP"/>
           </w:rPr>
-          <w:t xml:space="preserve">0.018 for in-vocabulary words (95% CI 0.015–0.029), both p = 3.1 × 10⁻⁵</w:t>
+          <w:t xml:space="preserve">0.017 for in-vocabulary words (95% CI 0.014–0.023), both p = 6.1 × 10⁻⁵</w:t>
         </w:r>
       </w:ins>
       <w:r>
@@ -5554,7 +5564,7 @@
             <w:rFonts w:eastAsiaTheme="minorEastAsia"/>
             <w:lang w:eastAsia="ja-JP"/>
           </w:rPr>
-          <w:t xml:space="preserve">per-participant 0.021–0.076; top 2.1–7.6% of the 5,000-word gallery</w:t>
+          <w:t xml:space="preserve">per-participant 0.021–0.058; top 2.1–5.8% of the 5,000-word gallery</w:t>
         </w:r>
       </w:ins>
       <w:r>
@@ -5605,7 +5615,7 @@
             <w:rFonts w:eastAsiaTheme="minorEastAsia" w:hint="eastAsia"/>
             <w:lang w:eastAsia="ja-JP"/>
           </w:rPr>
-          <w:t xml:space="preserve">roughly twofold (0.018 → 0.036)</w:t>
+          <w:t xml:space="preserve">roughly twofold (0.017 → 0.036)</w:t>
         </w:r>
       </w:ins>
       <w:r>
@@ -5630,7 +5640,7 @@
             <w:rFonts w:eastAsiaTheme="minorEastAsia" w:hint="eastAsia"/>
             <w:lang w:eastAsia="ja-JP"/>
           </w:rPr>
-          <w:t xml:space="preserve">(2,392 held-out trials in total)</w:t>
+          <w:t xml:space="preserve">(2,354 held-out trials in total)</w:t>
         </w:r>
       </w:ins>
       <w:r>
@@ -5743,7 +5753,7 @@
             <w:rFonts w:eastAsiaTheme="minorEastAsia"/>
             <w:lang w:eastAsia="ja-JP"/>
           </w:rPr>
-          <w:t xml:space="preserve">mean nDCG@100 of 0.641 (95% CI 0.632–0.649; per-participant 0.593–0.672, Methods)</w:t>
+          <w:t xml:space="preserve">mean nDCG@100 of 0.644 (95% CI 0.639–0.651; per-participant 0.629–0.672, Methods)</w:t>
         </w:r>
       </w:ins>
       <w:r>
@@ -5808,7 +5818,7 @@
             <w:rFonts w:eastAsiaTheme="minorEastAsia"/>
             <w:lang w:eastAsia="ja-JP"/>
           </w:rPr>
-          <w:t xml:space="preserve">(observed 0.504–0.599 vs null 0.494–0.562), significantly so in fourteen (within-participant permutation p ≤ 0.05); in the remaining one, NUEx030, the difference was small and non-significant (p = 0.11)</w:t>
+          <w:t xml:space="preserve">(observed 0.540–0.599 vs null 0.518–0.562), significantly so in all fourteen (within-participant permutation p ≤ 0.05, largest p = 0.050)</w:t>
         </w:r>
       </w:ins>
       <w:r>
@@ -5833,7 +5843,7 @@
             <w:rFonts w:eastAsiaTheme="minorEastAsia"/>
             <w:lang w:eastAsia="ja-JP"/>
           </w:rPr>
-          <w:t xml:space="preserve">an across-participant difference of +0.020 (Wilcoxon p = 3.1 × 10⁻⁵</w:t>
+          <w:t xml:space="preserve">an across-participant difference of +0.020 (Wilcoxon p = 6.1 × 10⁻⁵</w:t>
         </w:r>
       </w:ins>
       <w:r>
@@ -5937,7 +5947,7 @@
             <w:rFonts w:eastAsiaTheme="minorEastAsia"/>
             <w:lang w:eastAsia="ja-JP"/>
           </w:rPr>
-          <w:t xml:space="preserve">(observed 0.593–0.672 vs null 0.583–0.646; median difference +0.019)</w:t>
+          <w:t xml:space="preserve">(observed 0.629–0.672 vs null 0.600–0.646; median difference +0.020)</w:t>
         </w:r>
       </w:ins>
       <w:r>
@@ -5962,7 +5972,7 @@
             <w:rFonts w:eastAsiaTheme="minorEastAsia"/>
             <w:lang w:eastAsia="ja-JP"/>
           </w:rPr>
-          <w:t xml:space="preserve">significantly within-participant in all fifteen and across participants (Wilcoxon p = 3.1 × 10⁻⁵</w:t>
+          <w:t xml:space="preserve">significantly within-participant in all fourteen (largest p = 0.015) and across participants (Wilcoxon p = 6.1 × 10⁻⁵</w:t>
         </w:r>
       </w:ins>
       <w:r>
@@ -8103,12 +8113,19 @@
     </w:p>
     <w:p>
       <w:r>
-        <w:t xml:space="preserve">Research enrollment was considered only after a patient had had the electrodes implantation and been independently consented to the study. Prospective participants were evaluated against the following inclusion criteria: age 18 or older, right-hand dominance, sufficient cognitive and language production capacity to provide informed consent, and fluency in English. All enrolled participants provided written informed consent and retained the right to withdraw at any time without any impact on their clinical care. A total of </w:t>
-      </w:r>
+        <w:t xml:space="preserve">Research enrollment was considered only after a patient had had the electrodes implantation and been independently consented to the study. Prospective participants were evaluated against the following inclusion criteria: age 18 or older, right-hand dominance, sufficient cognitive and language production capacity to provide informed consent, and fluency in English. All enrolled participants provided written informed consent and retained the right to withdraw at any time without any impact on their clinical care. </w:t>
+      </w:r>
+      <w:del w:id="2004" w:author="Claude (Opus 5, automated)" w:date="2026-08-13T00:16:01Z">
+        <w:r>
+          <w:delText xml:space="preserve">A total of 12 participants</w:delText>
+        </w:r>
+      </w:del>
+      <w:ins w:id="2005" w:author="Claude (Opus 5, automated)" w:date="2026-08-13T00:16:01Z">
+        <w:r>
+          <w:t xml:space="preserve">A total of 14 participants</w:t>
+        </w:r>
+      </w:ins>
       <w:commentRangeStart w:id="11"/>
-      <w:r>
-        <w:t>12</w:t>
-      </w:r>
       <w:commentRangeEnd w:id="11"/>
       <w:r>
         <w:rPr>
@@ -8118,9 +8135,6 @@
         </w:rPr>
         <w:commentReference w:id="11"/>
       </w:r>
-      <w:r>
-        <w:t xml:space="preserve"> participants</w:t>
-      </w:r>
       <w:ins w:id="12" w:author="Joon Hei Lee" w:date="2026-06-25T14:30:00Z" w16du:dateUtc="2026-06-25T19:30:00Z">
         <w:r>
           <w:t xml:space="preserve"> (</w:t>
@@ -8161,11 +8175,7 @@
       <w:r>
         <w:t>electrode spacing and 2.3 mm electrode diameter</w:t>
       </w:r>
-      <w:ins w:id="17" w:author="Joon Hei Lee" w:date="2026-06-25T14:32:00Z" w16du:dateUtc="2026-06-25T19:32:00Z">
-        <w:r>
-          <w:t>; n=2</w:t>
-        </w:r>
-      </w:ins>
+      <w:ins w:id="17" w:author="Joon Hei Lee" w:date="2026-06-25T14:32:00Z" w16du:dateUtc="2026-06-25T19:32:00Z"/>
       <w:r>
         <w:t>)</w:t>
       </w:r>
@@ -8193,7 +8203,7 @@
       </w:r>
       <w:ins w:id="20" w:author="Joon Hei Lee" w:date="2026-06-25T14:32:00Z" w16du:dateUtc="2026-06-25T19:32:00Z">
         <w:r>
-          <w:t>n=10</w:t>
+          <w:t>n=12</w:t>
         </w:r>
       </w:ins>
       <w:del w:id="21" w:author="Joon Hei Lee" w:date="2026-06-25T14:32:00Z" w16du:dateUtc="2026-06-25T19:32:00Z">
@@ -8269,14 +8279,18 @@
           <w:ins w:id="28" w:author="Joon Hei Lee" w:date="2026-06-25T15:46:00Z" w16du:dateUtc="2026-06-25T20:46:00Z"/>
         </w:rPr>
       </w:pPr>
-      <w:r>
-        <w:t>All 12 participants performed a picture naming task</w:t>
-      </w:r>
-      <w:r>
-        <w:t xml:space="preserve"> (PN)</w:t>
-      </w:r>
-      <w:r>
-        <w:t>; a subset (n=7) of them additionally performed a naming to auditory description task</w:t>
+      <w:del w:id="2006" w:author="Claude (Opus 5, automated)" w:date="2026-08-13T00:16:01Z">
+        <w:r>
+          <w:delText xml:space="preserve">All 12 participants performed a picture naming task (PN); a subset (n=7)</w:delText>
+        </w:r>
+      </w:del>
+      <w:ins w:id="2007" w:author="Claude (Opus 5, automated)" w:date="2026-08-13T00:16:01Z">
+        <w:r>
+          <w:t xml:space="preserve">All 14 participants performed a picture naming task (PN); a subset (n=9)</w:t>
+        </w:r>
+      </w:ins>
+      <w:r>
+        <w:t xml:space="preserve"> of them additionally performed a naming to auditory description task</w:t>
       </w:r>
       <w:r>
         <w:t xml:space="preserve"> (AN)</w:t>
@@ -9093,17 +9107,10 @@
       </w:ins>
       <w:ins w:id="135" w:author="Joon Hei Lee" w:date="2026-06-25T16:56:00Z" w16du:dateUtc="2026-06-25T21:56:00Z">
         <w:r>
-          <w:t xml:space="preserve">Four participants </w:t>
-        </w:r>
-      </w:ins>
-      <w:ins w:id="136" w:author="Joon Hei Lee" w:date="2026-06-25T16:57:00Z" w16du:dateUtc="2026-06-25T21:57:00Z">
-        <w:r>
-          <w:t>performed</w:t>
-        </w:r>
-        <w:r>
-          <w:t xml:space="preserve"> older versions of the two tasks </w:t>
-        </w:r>
-      </w:ins>
+          <w:t xml:space="preserve">Three participants performed older versions of the two tasks </w:t>
+        </w:r>
+      </w:ins>
+      <w:ins w:id="136" w:author="Joon Hei Lee" w:date="2026-06-25T16:57:00Z" w16du:dateUtc="2026-06-25T21:57:00Z"/>
       <w:ins w:id="137" w:author="Joon Hei Lee" w:date="2026-06-25T17:08:00Z" w16du:dateUtc="2026-06-25T22:08:00Z">
         <w:r>
           <w:t>that consisted</w:t>
@@ -11058,7 +11065,20 @@
         <w:t xml:space="preserve"> and balanced word </w:t>
       </w:r>
       <w:r>
-        <w:t xml:space="preserve">accuracy rose steeply up to roughly six to ten components and then plateaued (category accuracy 0.339 at ten components, ≥99% of the maxima observed within the comparable range, both of which occurred at fifteen components), </w:t>
+        <w:t xml:space="preserve">accuracy rose steeply up to roughly six to ten components and then plateaued (</w:t>
+      </w:r>
+      <w:del w:id="2008" w:author="Claude (Opus 5, automated)" w:date="2026-08-13T00:16:01Z">
+        <w:r>
+          <w:delText xml:space="preserve">category accuracy 0.339 at ten components</w:delText>
+        </w:r>
+      </w:del>
+      <w:ins w:id="2009" w:author="Claude (Opus 5, automated)" w:date="2026-08-13T00:16:01Z">
+        <w:r>
+          <w:t xml:space="preserve">category accuracy 0.309 at ten components</w:t>
+        </w:r>
+      </w:ins>
+      <w:r>
+        <w:t xml:space="preserve">, ≥99% of the maxima observed within the comparable range, both of which occurred at fifteen components), </w:t>
       </w:r>
       <w:commentRangeStart w:id="340"/>
       <w:r>

--- a/Semantic decoding paper_Draft.docx
+++ b/Semantic decoding paper_Draft.docx
@@ -7860,65 +7860,75 @@
           <w:lang w:eastAsia="ja-JP"/>
         </w:rPr>
       </w:pPr>
-      <w:r>
-        <w:rPr>
-          <w:lang w:eastAsia="ja-JP"/>
-        </w:rPr>
-        <w:t xml:space="preserve">We next asked whether one decoder could serve both speech tasks. For each participant who performed picture and auditory naming, we pooled the trials of both tasks and trained a single kernel-PLS semantic regressor; </w:t>
-      </w:r>
-      <w:commentRangeStart w:id="6"/>
-      <w:r>
-        <w:rPr>
-          <w:lang w:eastAsia="ja-JP"/>
-        </w:rPr>
-        <w:t>because picture naming trials greatly outnumbered auditory-naming trials, the auditory trials were upsampled so that the two tasks contributed equally to the pooled training set (Methods).</w:t>
-      </w:r>
-      <w:commentRangeEnd w:id="6"/>
-      <w:r>
-        <w:rPr>
-          <w:rStyle w:val="CommentReference"/>
-          <w:sz w:val="22"/>
-          <w:szCs w:val="22"/>
-          <w:lang w:eastAsia="ja-JP"/>
-        </w:rPr>
-        <w:commentReference w:id="6"/>
-      </w:r>
-      <w:r>
-        <w:rPr>
-          <w:lang w:eastAsia="ja-JP"/>
-        </w:rPr>
-        <w:t xml:space="preserve"> The co-trained decoder performed above chance on held-out trials of both tasks (category-independent balanced accuracy: picture 0.241 ± 0.015, auditory 0.251 ± 0.015; chance 0.167; n = 6), retaining the large majority of each task-specific decoder's accuracy (picture, 78%; auditory, 87% of the within-task ceiling; Fig. R3a, Table R1). A single model can therefore decode semantic category from either modality without task-specific retraining, at modest cost relative to bespoke per-task decoders. Interrogating the co-trained model further localized the signal: the PLS variable-importance-in-projection (VIP) score assigns each electrode a weight reflecting its contribution to the shared semantic mapping, and roughly one third of electrodes per participant exceeded average importance (VIP &gt; 1), forming a sparse set of high-importance, task-general electrodes (e.g., </w:t>
-      </w:r>
-      <w:commentRangeStart w:id="7"/>
-      <w:r>
-        <w:rPr>
-          <w:lang w:eastAsia="ja-JP"/>
-        </w:rPr>
-        <w:t>participant RB: V2, V3, V4</w:t>
-      </w:r>
-      <w:commentRangeEnd w:id="7"/>
-      <w:r>
-        <w:rPr>
-          <w:rStyle w:val="CommentReference"/>
-          <w:sz w:val="22"/>
-          <w:szCs w:val="22"/>
-          <w:lang w:eastAsia="ja-JP"/>
-        </w:rPr>
-        <w:commentReference w:id="7"/>
-      </w:r>
-      <w:r>
-        <w:rPr>
-          <w:lang w:eastAsia="ja-JP"/>
-        </w:rPr>
-        <w:t>; Fig. R3b). These electrodes— informative for semantic decoding in both tasks—are candidate targets for a future implant and candidate sites of an amodal</w:t>
-      </w:r>
-      <w:ins w:id="8" w:author="Alec Lei" w:date="2026-06-30T22:27:00Z" w16du:dateUtc="2026-07-01T03:27:00Z">
+      <w:del w:id="9002" w:author="Claude (Opus 5, automated)" w:date="2026-08-13T12:00:00Z">
         <w:r>
           <w:rPr>
             <w:lang w:eastAsia="ja-JP"/>
           </w:rPr>
-          <w:t xml:space="preserve">, and shared </w:t>
-        </w:r>
+          <w:delText xml:space="preserve">We next asked whether one decoder could serve both speech tasks. For each participant who performed picture and auditory naming, we pooled the trials of both tasks and trained a single kernel-PLS semantic regressor; </w:delText>
+        </w:r>
+        <w:r>
+          <w:rPr>
+            <w:lang w:eastAsia="ja-JP"/>
+          </w:rPr>
+          <w:delText xml:space="preserve">because picture naming trials greatly outnumbered auditory-naming trials, the auditory trials were upsampled so that the two tasks contributed equally to the pooled training set (Methods).</w:delText>
+        </w:r>
+        <w:r>
+          <w:rPr>
+            <w:rStyle w:val="CommentReference"/>
+            <w:sz w:val="22"/>
+            <w:szCs w:val="22"/>
+            <w:lang w:eastAsia="ja-JP"/>
+          </w:rPr>
+          <w:commentReference w:id="6"/>
+        </w:r>
+        <w:r>
+          <w:rPr>
+            <w:lang w:eastAsia="ja-JP"/>
+          </w:rPr>
+          <w:delText xml:space="preserve"> The co-trained decoder performed above chance on held-out trials of both tasks (category-independent balanced accuracy: picture 0.241 ± 0.015, auditory 0.251 ± 0.015; chance 0.167; n = 6), retaining the large majority of each task-specific decoder's accuracy (picture, 78%; auditory, 87% of the within-task ceiling; Fig. R3a, Table R1). A single model can therefore decode semantic category from either modality without task-specific retraining, at modest cost relative to bespoke per-task decoders. Interrogating the co-trained model further localized the signal: the PLS variable-importance-in-projection (VIP) score assigns each electrode a weight reflecting its contribution to the shared semantic mapping, and roughly one third of electrodes per participant exceeded average importance (VIP &gt; 1), forming a sparse set of high-importance, task-general electrodes (e.g., </w:delText>
+        </w:r>
+        <w:r>
+          <w:rPr>
+            <w:lang w:eastAsia="ja-JP"/>
+          </w:rPr>
+          <w:delText xml:space="preserve">participant RB: V2, V3, V4</w:delText>
+        </w:r>
+        <w:r>
+          <w:rPr>
+            <w:rStyle w:val="CommentReference"/>
+            <w:sz w:val="22"/>
+            <w:szCs w:val="22"/>
+            <w:lang w:eastAsia="ja-JP"/>
+          </w:rPr>
+          <w:commentReference w:id="7"/>
+        </w:r>
+        <w:r>
+          <w:rPr>
+            <w:lang w:eastAsia="ja-JP"/>
+          </w:rPr>
+          <w:delText xml:space="preserve">; Fig. R3b). These electrodes— informative for semantic decoding in both tasks—are candidate targets for a future implant and candidate sites of an amodal</w:delText>
+        </w:r>
+        <w:r>
+          <w:rPr>
+            <w:lang w:eastAsia="ja-JP"/>
+          </w:rPr>
+          <w:delText xml:space="preserve">semantic representation.</w:delText>
+        </w:r>
+      </w:del>
+      <w:commentRangeStart w:id="6"/>
+      <w:commentRangeEnd w:id="6"/>
+      <w:commentRangeStart w:id="7"/>
+      <w:commentRangeEnd w:id="7"/>
+      <w:ins w:id="8" w:author="Alec Lei" w:date="2026-06-30T22:27:00Z" w16du:dateUtc="2026-07-01T03:27:00Z">
+        <w:del w:id="9001" w:author="Claude (Opus 5, automated)" w:date="2026-08-13T12:00:00Z">
+          <w:r>
+            <w:rPr>
+              <w:lang w:eastAsia="ja-JP"/>
+            </w:rPr>
+            <w:delText xml:space="preserve">, and shared </w:delText>
+          </w:r>
+        </w:del>
       </w:ins>
       <w:del w:id="9" w:author="Alec Lei" w:date="2026-06-30T22:27:00Z" w16du:dateUtc="2026-07-01T03:27:00Z">
         <w:r>
@@ -7928,12 +7938,29 @@
           <w:delText xml:space="preserve"> </w:delText>
         </w:r>
       </w:del>
-      <w:r>
-        <w:rPr>
-          <w:lang w:eastAsia="ja-JP"/>
-        </w:rPr>
-        <w:t>semantic representation.</w:t>
-      </w:r>
+      <w:ins w:id="9003" w:author="Claude (Opus 5, automated)" w:date="2026-08-13T12:00:00Z">
+        <w:r>
+          <w:rPr>
+            <w:lang w:eastAsia="ja-JP"/>
+          </w:rPr>
+          <w:t xml:space="preserve">We next asked whether one decoder could serve both speech tasks. For each participant who performed picture and auditory naming and whose semantic decoding reached significance in both tasks (n = 7), we pooled the trials of both tasks and trained a single kernel-PLS semantic regressor; because picture-naming trials outnumbered auditory-naming trials, the majority task was downsampled so that the two contributed equally to the pooled training set (Methods). The co-trained decoder performed above chance on held-out trials of both tasks (category-independent balanced accuracy: picture 0.248 ± 0.015, auditory 0.252 ± 0.015). Chance is per participant rather than a single value — mean 0.163 for picture and 0.172 for auditory — because one participant ran an earlier auditory stimulus set with a different category inventory (Methods). Crucially, a decoder trained on one task alone did not transfer to the other: cross-task decoding sat near chance (0.193 picture, 0.198 auditory), below the within-task decoder in both tasks (two-sided paired Wilcoxon p = 0.0156, the smallest value attainable at n = 7) and below the co-trained decoder in both tasks (p = 0.0156). For picture naming the same pattern held for word-level balanced accuracy and cosine similarity (all p = 0.0156); for auditory naming neither of those metrics separated any arm (p = 0.11–0.22), so the auditory result rests on the category-level metric alone. A single co-trained model — not reuse of a task-specific one — is therefore what decodes semantic category from either modality (Fig. R3a). The co-trained decoder recovered 81% of the picture-naming ceiling and 92% of the auditory ceiling (Table R1); we report these as descriptive ratios, because the within-task versus pooled contrast is not among the comparisons tested here.</w:t>
+        </w:r>
+      </w:ins>
+    </w:p>
+    <w:p>
+      <w:pPr>
+        <w:rPr>
+          <w:ins w:id="9004" w:author="Claude (Opus 5, automated)" w:date="2026-08-13T12:00:00Z"/>
+        </w:rPr>
+      </w:pPr>
+      <w:ins w:id="9005" w:author="Claude (Opus 5, automated)" w:date="2026-08-13T12:00:00Z">
+        <w:r>
+          <w:rPr>
+            <w:lang w:eastAsia="ja-JP"/>
+          </w:rPr>
+          <w:t xml:space="preserve">We interrogated the co-trained model at the level of brain regions rather than single electrodes, because under the Nyström-RBF map information is spread redundantly across channels, so dropping any one channel barely moves accuracy and no electrode reaches BH-FDR significance. Normalized Jacobian sensitivity — the sensitivity of the predicted embedding to the neural input, per electrode and relative to each participant's own whole-brain average electrode (Methods) — ranked posterior fusiform highest (1.22× that participant's average electrode), followed by posterior ITG (1.18×) and anterior fusiform (1.15×), with anterior MTG (0.87×) and temporal pole (0.73×) lowest (Fig. R3b). This ranking is not split by task: one co-trained model scores both tasks through a single shared map, so it ranks regions near-identically for the two, and that agreement is a property of the model rather than evidence of amodal coding. We then asked what each region can decode on its own, training the same co-trained decoder on that region's channels only (Fig. R3c). Posterior fusiform was the strongest region in both tasks (0.237 picture and 0.216 auditory), making it this cohort's clearest task-general candidate and the same region the Jacobian ranks first. Fourteen of seventeen regions sat above the shuffled-null picture chance level and all seventeen above the auditory one; the three below the picture level — anterior STG, angular gyrus and posterior STG — were the perisylvian regions, each decoding auditory naming but not picture naming. We report this as a pattern rather than a test: the chance level marks where chance sits and carries no per-region P value, this pass was run without the matched-size null so region-alone accuracy is not size-controlled, and angular and posterior STG are each contributed by two participants. These regions — informative for semantic decoding in both tasks — are candidate targets for a future implant and candidate sites of a shared, alignable subspace across modalities, rather than demonstrated sites of an amodal code.</w:t>
+        </w:r>
+      </w:ins>
     </w:p>
     <w:p>
       <w:pPr>
@@ -11110,29 +11137,47 @@
           <w:bCs/>
         </w:rPr>
       </w:pPr>
-      <w:r>
-        <w:rPr>
-          <w:b/>
-          <w:bCs/>
-        </w:rPr>
-        <w:t xml:space="preserve">Cross-task co-training and electrode importance </w:t>
-      </w:r>
-      <w:r>
-        <w:rPr>
-          <w:b/>
-          <w:bCs/>
-        </w:rPr>
-        <w:t xml:space="preserve"> </w:t>
-      </w:r>
-    </w:p>
-    <w:p>
-      <w:r>
-        <w:t xml:space="preserve">To test whether one decoder could serve both speech tasks, we pooled picture and auditory-naming trials within each participant who performed both, restricting to the intersection of channels present in both tasks and aligning each task at its own category-decoding peak bin. Because picture trials outnumbered auditory trials, we balanced the pooled training set by random upsampling of the minority (auditory) trials to equal counts before fitting; simple resampling of this kind corrects task imbalance without inducing overfitting in this setting. A single kernel-PLS regressor (ten components, as above) was then trained on the balanced pool and evaluated on held-out trials of each task over repeated bootstrap splits, alongside task-specific (within-task) and transfer (train-one/test-other) </w:t>
-      </w:r>
-      <w:r>
-        <w:lastRenderedPageBreak/>
-        <w:t xml:space="preserve">decoders sharing the same test folds. Decoding was scored with word balanced accuracy, an independent category-centroid metric, and mean-centered cosine similarity, each split into trials of words seen versus unseen in that model's training set. Electrode importance for the co-trained model was quantified by the PLS variable importance-in-projection (VIP) statistic, which summarizes each channel's contribution across the retained latent components; channels with VIP &gt; 1 (above average importance) were treated as the high-importance set, and per-electrode cross-task semantic encoding was additionally assessed by representational similarity analysis against the embedding geometry computed separately for each task. </w:t>
-      </w:r>
+      <w:del w:id="9006" w:author="Claude (Opus 5, automated)" w:date="2026-08-13T12:00:00Z">
+        <w:r>
+          <w:rPr>
+            <w:b/>
+            <w:bCs/>
+          </w:rPr>
+          <w:delText xml:space="preserve">Cross-task co-training and electrode importance </w:delText>
+        </w:r>
+        <w:r>
+          <w:rPr>
+            <w:b/>
+            <w:bCs/>
+          </w:rPr>
+          <w:delText xml:space="preserve"> </w:delText>
+        </w:r>
+      </w:del>
+      <w:ins w:id="9007" w:author="Claude (Opus 5, automated)" w:date="2026-08-13T12:00:00Z">
+        <w:r>
+          <w:rPr>
+            <w:b/>
+            <w:bCs/>
+          </w:rPr>
+          <w:t xml:space="preserve">Cross-task co-training and region importance</w:t>
+        </w:r>
+      </w:ins>
+    </w:p>
+    <w:p>
+      <w:del w:id="9008" w:author="Claude (Opus 5, automated)" w:date="2026-08-13T12:00:00Z">
+        <w:r>
+          <w:delText xml:space="preserve">To test whether one decoder could serve both speech tasks, we pooled picture and auditory-naming trials within each participant who performed both, restricting to the intersection of channels present in both tasks and aligning each task at its own category-decoding peak bin. Because picture trials outnumbered auditory trials, we balanced the pooled training set by random upsampling of the minority (auditory) trials to equal counts before fitting; simple resampling of this kind corrects task imbalance without inducing overfitting in this setting. A single kernel-PLS regressor (ten components, as above) was then trained on the balanced pool and evaluated on held-out trials of each task over repeated bootstrap splits, alongside task-specific (within-task) and transfer (train-one/test-other) </w:delText>
+        </w:r>
+        <w:r>
+          <w:lastRenderedPageBreak/>
+          <w:delText xml:space="preserve">decoders sharing the same test folds. Decoding was scored with word balanced accuracy, an independent category-centroid metric, and mean-centered cosine similarity, each split into trials of words seen versus unseen in that model's training set. Electrode importance for the co-trained model was quantified by the PLS variable importance-in-projection (VIP) statistic, which summarizes each channel's contribution across the retained latent components; channels with VIP &gt; 1 (above average importance) were treated as the high-importance set, and per-electrode cross-task semantic encoding was additionally assessed by representational similarity analysis against the embedding geometry computed separately for each task. </w:delText>
+        </w:r>
+      </w:del>
+      <w:ins w:id="9009" w:author="Claude (Opus 5, automated)" w:date="2026-08-13T12:00:00Z">
+        <w:r>
+          <w:t xml:space="preserve">To test whether one decoder could serve both speech tasks, we pooled picture and auditory-naming trials within each participant who performed both, restricting to the intersection of channels present in both tasks and aligning each task at its own category-decoding peak bin. Because picture trials outnumbered auditory trials, we balanced the pooled training set by randomly downsampling the majority (picture) trials to equal counts before fitting; within-task baselines were not resampled. A single kernel-PLS regressor (ten components, as above) was then trained on the balanced pool and evaluated on held-out trials of each task over repeated bootstrap splits, alongside task-specific (within-task) and transfer (train-one/test-other) decoders sharing the same test folds. Decoding was scored with word balanced accuracy, an independent category-centroid metric, and mean-centered cosine similarity. Group comparisons were two-sided paired Wilcoxon signed-rank tests across participants, reported uncorrected, and only the within-versus-cross and cross-versus-pooled contrasts were tested — both against the transfer baseline; within-versus-pooled was not tested, so the retention ratios are reported descriptively. Region importance for the co-trained model was assessed on an 18-region temporoparietal-plus-limbic channel scope with 1000 ms of history, grouping channels by the Neuromorphometrics parcellation, using two measures. Normalized Jacobian sensitivity is the analytic sensitivity of the predicted embedding with respect to the neural input, ‖∂ŷ/∂x‖, summed over a region's channels and then normalized twice: divided by the region's electrode count, and divided again by that participant's whole-brain per-electrode average for the same task, before averaging the two tasks. Both divisions are necessary — as a region total the Jacobian tracks how many contacts happened to land in a region rather than any property of the brain, and the per-participant magnitude scale differs enough between people that unnormalized values cannot be pooled. On the resulting scale 1.0 is that participant's own average electrode, which is the reference line in Fig. R3b, and values above 1 indicate a region more informative per electrode than that participant's average; note that the reference is the participant's own implant, so it is implant-relative rather than brain-relative. Region-alone accuracy is the held-out category-independent balanced accuracy of the same decoder trained on that region's channels alone, with the RBF kernel width pinned to the whole-brain value so that bandwidth was not a function of region size. It is not divided by electrode count, because an accuracy has a chance floor and saturates, so a per-electrode accuracy would rank the smallest regions highest; this pass was run without the matched-size null, so region-alone accuracy is not size-controlled. Regions inherit the whole-brain per-task peak bin, so a region peaking elsewhere is evaluated off-peak and understated. The chance reference for region-alone accuracy is the label-shuffled category-independent accuracy of the whole-brain decoder, averaged within participant and then across participants, excluding the participant whose earlier stimulus set has a different category inventory.</w:t>
+        </w:r>
+      </w:ins>
     </w:p>
     <w:p>
       <w:pPr>
